--- a/docs/Ciclo Acquisti/da RFQ a Conferma Ordine.docx
+++ b/docs/Ciclo Acquisti/da RFQ a Conferma Ordine.docx
@@ -92,8 +92,9 @@
       <w:r>
         <w:t>.</w:t>
       </w:r>
-    </w:p>
-    <w:p>
+      <w:r>
+        <w:t xml:space="preserve"> </w:t>
+      </w:r>
       <w:r>
         <w:t>Il motivo è dovuto alla</w:t>
       </w:r>
@@ -123,53 +124,29 @@
       <w:pPr>
         <w:pStyle w:val="Paragrafoelenco"/>
         <w:numPr>
-          <w:ilvl w:val="0"/>
+          <w:ilvl w:val="1"/>
           <w:numId w:val="1"/>
         </w:numPr>
       </w:pPr>
       <w:r>
-        <w:t>Il fornitore deve solo dirti quanto costano. Modificare le quantità in questa fase senza un motivo valido rischia di disallineare ciò che il fornitore sta effettivamente quotando da ciò che il tuo sistema registra.</w:t>
+        <w:t>Quella specifica richiesta è ormai un atto ufficiale, "congelato" nel tempo.</w:t>
       </w:r>
     </w:p>
     <w:p>
       <w:pPr>
         <w:pStyle w:val="Paragrafoelenco"/>
         <w:numPr>
-          <w:ilvl w:val="0"/>
+          <w:ilvl w:val="1"/>
           <w:numId w:val="1"/>
         </w:numPr>
       </w:pPr>
       <w:r>
-        <w:t>Tuttavia, nella realtà operativa la rigidità assoluta è deleteria. Il fornitore potrebbe applicare sconti di volume o imporre lotti minimi di acquisto che costringono</w:t>
-      </w:r>
-      <w:r>
-        <w:t xml:space="preserve"> l’utente</w:t>
-      </w:r>
-      <w:r>
-        <w:t xml:space="preserve"> a modificare le quantità originarie. Bloccare del tutto la modifica delle quantità nello stato Inviata è un errore di progettazione che costringe l'utente a fare salti mortali.</w:t>
+        <w:t>Modificare le quantità in questa fase distruggerebbe la prova legale di ciò che era stato originariamente richiesto al fornitore, impedendo di misurare lo scostamento tra Richiesta e Offerta.</w:t>
       </w:r>
     </w:p>
     <w:p>
-      <w:pPr>
-        <w:pStyle w:val="Paragrafoelenco"/>
-        <w:numPr>
-          <w:ilvl w:val="0"/>
-          <w:numId w:val="1"/>
-        </w:numPr>
-      </w:pPr>
-      <w:r>
-        <w:t>Si deve</w:t>
-      </w:r>
-      <w:r>
-        <w:t xml:space="preserve"> permettere all'utente di aggiornare le quantità per adeguarle alla risposta del fornitore prima di cliccare su Conferma, evitando di blindare il record in modo artificiale</w:t>
-      </w:r>
-    </w:p>
-    <w:p>
-      <w:pPr>
-        <w:pStyle w:val="Titolo2"/>
-      </w:pPr>
-      <w:r>
-        <w:t>La deviazione delle quantità: la gestione dei lotti minimi e delle confezioni</w:t>
+      <w:r>
+        <w:t>Tuttavia, nella realtà operativa si verificano scostamenti frequenti. Il fornitore potrebbe applicare sconti di volume o imporre lotti minimi di acquisto. Anziché permettere all'utente di aggiornare e sovrascrivere le quantità nella RFQ (che sarebbe un gravissimo errore di progettazione e compliance), il sistema risolve questa deviazione nella fase successiva di Registrazione Offerta. L'utente registra le nuove quantità proposte (il lotto minimo) direttamente nella riga dell'Offerta Fornitore. Il sistema calcola lo scostamento tra la RFQ originale (immutabile) e l'Offerta (flessibile), garantendo così l'allineamento operativo senza mai bloccare l'utente o costringerlo a "salti mortali", e preservando al 100% l'integrità storica del database.</w:t>
       </w:r>
     </w:p>
     <w:sectPr>
@@ -199,7 +176,7 @@
         <w:rFonts w:ascii="Aptos" w:eastAsiaTheme="minorHAnsi" w:hAnsi="Aptos" w:cstheme="minorBidi" w:hint="default"/>
       </w:rPr>
     </w:lvl>
-    <w:lvl w:ilvl="1" w:tplc="04100003" w:tentative="1">
+    <w:lvl w:ilvl="1" w:tplc="04100003">
       <w:start w:val="1"/>
       <w:numFmt w:val="bullet"/>
       <w:lvlText w:val="o"/>
